--- a/atelier/atelier_093.docx
+++ b/atelier/atelier_093.docx
@@ -441,7 +441,7 @@
           </w:tcPr>
           <w:p>
             <w:r>
-              <w:t xml:space="preserve">Protection cohérente et non négociable (#92)</w:t>
+              <w:t xml:space="preserve">Protection cohérente et non négociable</w:t>
             </w:r>
           </w:p>
         </w:tc>
@@ -460,7 +460,7 @@
         <w:spacing w:after="120"/>
       </w:pPr>
       <w:r>
-        <w:t xml:space="preserve">La protection contre le force push est réelle, complète et non négociable (#92). Reste à pousser la logique jusqu’au bout. Tant que des personnes peuvent encore POUSSER directement sur main — même sans force push — il subsiste un chemin pour modifier la branche principale en contournant la revue. Le palier le plus strict de la protection consiste à fermer ce chemin : configurer push = No one (personne n’écrit directement sur main, pas même les Maintainers) et merge = Maintainers uniquement (seuls les Maintainers intègrent les merge requests validées). Le sujet de cet atelier est ce réglage fin — mais ce n’est pas qu’un réglage : décider que PERSONNE n’écrit directement sur main est un choix de modèle collaboratif. Ça signifie que tout changement, sans exception, passe par une merge request revue. L’atelier configure les niveaux d’accès ET obtient l’accord de la squad sur ce que cela implique.</w:t>
+        <w:t xml:space="preserve">La protection contre le force push est réelle, complète et non négociable. Reste à pousser la logique jusqu’au bout. Tant que des personnes peuvent encore POUSSER directement sur main — même sans force push — il subsiste un chemin pour modifier la branche principale en contournant la revue. Le palier le plus strict de la protection consiste à fermer ce chemin : configurer push = No one (personne n’écrit directement sur main, pas même les Maintainers) et merge = Maintainers uniquement (seuls les Maintainers intègrent les merge requests validées). Le sujet de cet atelier est ce réglage fin — mais ce n’est pas qu’un réglage : décider que PERSONNE n’écrit directement sur main est un choix de modèle collaboratif. Ça signifie que tout changement, sans exception, passe par une merge request revue. L’atelier configure les niveaux d’accès ET obtient l’accord de la squad sur ce que cela implique.</w:t>
       </w:r>
     </w:p>
     <w:p>
@@ -481,7 +481,7 @@
         <w:spacing w:after="80"/>
       </w:pPr>
       <w:r>
-        <w:t xml:space="preserve">Bloquer le force push ne suffit pas si on peut encore pousser direct : la protection #90-92 empêche de RÉÉCRIRE l’historique de main. Mais un push direct normal (non forcé) reste un moyen de modifier main sans passer par une merge request — donc sans revue. Fermer le push direct (push = No one) ferme ce dernier contournement : toute modification de main passe obligatoirement par une MR.</w:t>
+        <w:t xml:space="preserve">Bloquer le force push ne suffit pas si on peut encore pousser direct : la protection-92 empêche de RÉÉCRIRE l’historique de main. Mais un push direct normal (non forcé) reste un moyen de modifier main sans passer par une merge request — donc sans revue. Fermer le push direct (push = No one) ferme ce dernier contournement : toute modification de main passe obligatoirement par une MR.</w:t>
       </w:r>
     </w:p>
     <w:p>
@@ -548,7 +548,7 @@
         <w:t xml:space="preserve">Configurer push = No one sur les branches protégées : </w:t>
       </w:r>
       <w:r>
-        <w:t xml:space="preserve">dans les Protected branches, régler « Allowed to push » sur No one pour main (et les autres branches partagées du #92). Plus aucun push direct : la seule façon de modifier main devient la merge request.</w:t>
+        <w:t xml:space="preserve">dans les Protected branches, régler « Allowed to push » sur No one pour main (et les autres branches partagées du une protection cohérente et non négociable). Plus aucun push direct : la seule façon de modifier main devient la merge request.</w:t>
       </w:r>
     </w:p>
     <w:p>
@@ -679,7 +679,7 @@
                 <w:sz w:val="18"/>
                 <w:szCs w:val="18"/>
               </w:rPr>
-              <w:t xml:space="preserve">  Branche : main (et branches partagées du #92)</w:t>
+              <w:t xml:space="preserve"> Branche : main (et branches partagées du une protection cohérente et non négociable)</w:t>
             </w:r>
           </w:p>
           <w:p>
@@ -689,7 +689,7 @@
                 <w:sz w:val="18"/>
                 <w:szCs w:val="18"/>
               </w:rPr>
-              <w:t xml:space="preserve">    Allowed to force push : OFF        (acquis #90-92)</w:t>
+              <w:t xml:space="preserve"> Allowed to force push : OFF (acquis-92)</w:t>
             </w:r>
           </w:p>
           <w:p>
@@ -699,7 +699,7 @@
                 <w:sz w:val="18"/>
                 <w:szCs w:val="18"/>
               </w:rPr>
-              <w:t xml:space="preserve">    Allowed to push       : No one     &lt;- personne en direct</w:t>
+              <w:t xml:space="preserve"> Allowed to push : No one &lt;- personne en direct</w:t>
             </w:r>
           </w:p>
           <w:p>
@@ -709,7 +709,7 @@
                 <w:sz w:val="18"/>
                 <w:szCs w:val="18"/>
               </w:rPr>
-              <w:t xml:space="preserve">    Allowed to merge      : Maintainers</w:t>
+              <w:t xml:space="preserve"> Allowed to merge : Maintainers</w:t>
             </w:r>
           </w:p>
           <w:p>
@@ -729,7 +729,7 @@
                 <w:sz w:val="18"/>
                 <w:szCs w:val="18"/>
               </w:rPr>
-              <w:t xml:space="preserve">  Conséquence : la SEULE façon de modifier main =</w:t>
+              <w:t xml:space="preserve"> Conséquence : la SEULE façon de modifier main =</w:t>
             </w:r>
           </w:p>
           <w:p>
@@ -739,7 +739,7 @@
                 <w:sz w:val="18"/>
                 <w:szCs w:val="18"/>
               </w:rPr>
-              <w:t xml:space="preserve">    1. ouvrir une merge request (tout le monde peut)</w:t>
+              <w:t xml:space="preserve"> 1. ouvrir une merge request (tout le monde peut)</w:t>
             </w:r>
           </w:p>
           <w:p>
@@ -749,7 +749,7 @@
                 <w:sz w:val="18"/>
                 <w:szCs w:val="18"/>
               </w:rPr>
-              <w:t xml:space="preserve">    2. revue + pipeline (tests) sur la MR</w:t>
+              <w:t xml:space="preserve"> 2. revue + pipeline (tests) sur la MR</w:t>
             </w:r>
           </w:p>
           <w:p>
@@ -759,7 +759,7 @@
                 <w:sz w:val="18"/>
                 <w:szCs w:val="18"/>
               </w:rPr>
-              <w:t xml:space="preserve">    3. merge par un Maintainer</w:t>
+              <w:t xml:space="preserve"> 3. merge par un Maintainer</w:t>
             </w:r>
           </w:p>
           <w:p>
@@ -779,7 +779,7 @@
                 <w:sz w:val="18"/>
                 <w:szCs w:val="18"/>
               </w:rPr>
-              <w:t xml:space="preserve">  Vérifier la cohérence des rôles GitLab de la squad :</w:t>
+              <w:t xml:space="preserve"> Vérifier la cohérence des rôles GitLab de la squad :</w:t>
             </w:r>
           </w:p>
           <w:p>
@@ -789,7 +789,7 @@
                 <w:sz w:val="18"/>
                 <w:szCs w:val="18"/>
               </w:rPr>
-              <w:t xml:space="preserve">    qui est Maintainer (peut merger) / Developer (propose).</w:t>
+              <w:t xml:space="preserve"> qui est Maintainer (peut merger) / Developer (propose).</w:t>
             </w:r>
           </w:p>
           <w:p>
@@ -809,7 +809,7 @@
                 <w:sz w:val="18"/>
                 <w:szCs w:val="18"/>
               </w:rPr>
-              <w:t xml:space="preserve">  Garder le flux léger : MR rapides pour petits changements.</w:t>
+              <w:t xml:space="preserve"> Garder le flux léger : MR rapides pour petits changements.</w:t>
             </w:r>
           </w:p>
         </w:tc>
@@ -1160,7 +1160,7 @@
         <w:spacing w:after="120"/>
       </w:pPr>
       <w:r>
-        <w:t xml:space="preserve">Avec ce réglage, la question H03 est complète sur tout son gradient : activer la protection (#90, quick-win), comprendre le danger du force push (#91, capsule), rendre la protection cohérente et non négociable (#92), et la porter à son niveau le plus strict (#93, push = No one / merge = Maintainers). La branche principale est désormais protégée contre les deux façons de la corrompre — la réécriture (force push) et l’écriture directe sans revue (push direct). Tout changement passe par une merge request revue, testée et tracée : main est fiable et auditable, ce qui est l’exigence visée par H03 en contexte bancaire.</w:t>
+        <w:t xml:space="preserve">Avec ce réglage, la question H03 est complète sur tout son gradient : activer la protection (quick-win), comprendre le danger du force push (capsule), rendre la protection cohérente et non négociable, et la porter à son niveau le plus strict (#93, push = No one / merge = Maintainers). La branche principale est désormais protégée contre les deux façons de la corrompre — la réécriture (force push) et l’écriture directe sans revue (push direct). Tout changement passe par une merge request revue, testée et tracée : main est fiable et auditable, ce qui est l’exigence visée par H03 en contexte bancaire.</w:t>
       </w:r>
     </w:p>
     <w:p>
